--- a/data/ai_paras/AI_para_156.docx
+++ b/data/ai_paras/AI_para_156.docx
@@ -4,7 +4,7 @@
   <w:body>
     <w:p>
       <w:r>
-        <w:t>Homework has been consistently linked to increased stress and anxiety among students, contributing significantly to mental health challenges. Research by Yu et al. (Ref-s013595) highlights that excessive homework is a major stressor for K-12 students, exacerbating feelings of anxiety and leading to sleep disturbances. The cumulative effect of these stressors can result in a negative feedback loop, where stress impairs cognitive function, subsequently hindering academic performance. Moreover, the pressure to complete homework assignments often detracts from students' ability to engage in leisurely activities, which are essential for psychological well-being and stress reduction. Consequently, a policy shift towards reducing homework could alleviate these mental health burdens, fostering a healthier, more balanced lifestyle for students.</w:t>
+        <w:t>Reducing homework assignments can significantly improve student well-being by providing more time for essential rest and engagement in extracurricular activities. Students often experience high levels of stress due to the pressures of completing numerous assignments, which in turn can hinder their ability to engage in activities that promote relaxation and mental health (Ref-f790867). By diminishing the homework burden, students can allocate more time to pursuits aligned with their interests, fostering a sense of autonomy and personal growth. Furthermore, participation in extracurricular activities not only supports physical health but also contributes to emotional and social development, as they provide opportunities for teamwork and leadership (Ref-f790867). Therefore, a no-homework policy can create a more conducive environment for students to thrive academically and personally, ultimately supporting a balanced lifestyle that nurtures overall well-being.</w:t>
       </w:r>
     </w:p>
     <w:sectPr>
